--- a/NetBox-Appliance-Build-Guide.docx
+++ b/NetBox-Appliance-Build-Guide.docx
@@ -32,7 +32,7 @@
         <w:widowControl/>
       </w:pPr>
       <w:r>
-        <w:t xml:space="preserve">Install Docker Engine and Docker Compose from Docker's official Ubuntu repository. Install the Ubuntu packages </w:t>
+        <w:t xml:space="preserve">Apply all available signed Ubuntu updates and reboot into the updated kernel before installing the appliance. Install Docker Engine and Docker Compose from Docker's official Ubuntu repository. Install the Ubuntu packages </w:t>
       </w:r>
       <w:r>
         <w:rPr>

--- a/NetBox-Appliance-Build-Guide.docx
+++ b/NetBox-Appliance-Build-Guide.docx
@@ -17,6 +17,14 @@
       </w:pPr>
       <w:r>
         <w:t>The OVA is the recommended deployment path and contains all runtime images. This source bundle is provided for owners who want to inspect or adapt the custom connector manager, theme, first-boot setup and backup code.</w:t>
+      </w:r>
+    </w:p>
+    <w:p>
+      <w:pPr>
+        <w:widowControl/>
+      </w:pPr>
+      <w:r>
+        <w:t>Version 1.2 adds owner-configured VCF Identity Broker SSO, visible local/IDB login labels, and optional VMware NIC/MAC inventory with association to existing IP records. No lab identity, source connection or credential is supplied.</w:t>
       </w:r>
     </w:p>
     <w:p>
